--- a/docs/竞品分析.docx
+++ b/docs/竞品分析.docx
@@ -256,7 +256,7 @@
           <w:rFonts w:ascii="微软雅黑" w:hAnsi="微软雅黑" w:eastAsia="微软雅黑"/>
           <w:sz w:val="21"/>
         </w:rPr>
-        <w:t>：面向全球200+国家和地区，提供50+语种的智能运营与合规服务。</w:t>
+        <w:t>：面向全球主要贸易市场，提供8种语言的智能运营与合规服务。</w:t>
       </w:r>
     </w:p>
     <w:p>
@@ -3783,7 +3783,7 @@
                 <w:rFonts w:ascii="微软雅黑" w:hAnsi="微软雅黑" w:eastAsia="微软雅黑"/>
                 <w:sz w:val="19"/>
               </w:rPr>
-              <w:t>✅ 50+语种智能运营，AI实时翻译与本地化</w:t>
+              <w:t>✅ 8种语言智能运营，AI实时翻译与本地化</w:t>
             </w:r>
           </w:p>
         </w:tc>
@@ -5553,14 +5553,14 @@
           <w:b/>
           <w:sz w:val="21"/>
         </w:rPr>
-        <w:t>50+语种AI实时翻译</w:t>
+        <w:t>8种语言AI实时翻译</w:t>
       </w:r>
       <w:r>
         <w:rPr>
           <w:rFonts w:ascii="微软雅黑" w:hAnsi="微软雅黑" w:eastAsia="微软雅黑"/>
           <w:sz w:val="21"/>
         </w:rPr>
-        <w:t>：覆盖全球主要贸易语言；</w:t>
+        <w:t>：覆盖中文、英语、阿拉伯语、西班牙语、葡萄牙语、法语、俄语、泰语，面向全球主要贸易市场；</w:t>
       </w:r>
     </w:p>
     <w:p>
